--- a/ru/wisdom-stories/price-of-a-miracle.docx
+++ b/ru/wisdom-stories/price-of-a-miracle.docx
@@ -4,386 +4,193 @@
   <w:body>
     <w:p>
       <w:pPr>
-        <w:spacing w:before="0" w:after="60"/>
-        <w:jc w:val="left"/>
+        <w:pStyle w:val="Title"/>
       </w:pPr>
       <w:r>
-        <w:rPr>
-          <w:rFonts w:ascii="Arial" w:hAnsi="Arial" w:eastAsia="Arial"/>
-          <w:i w:val="0"/>
-          <w:color w:val="000000"/>
-          <w:sz w:val="52"/>
-        </w:rPr>
         <w:t>Цена чуда</w:t>
       </w:r>
     </w:p>
     <w:p>
       <w:pPr>
-        <w:jc w:val="left"/>
+        <w:spacing w:after="80"/>
       </w:pPr>
       <w:r>
-        <w:rPr>
-          <w:rFonts w:ascii="Arial" w:hAnsi="Arial" w:eastAsia="Arial"/>
-          <w:i w:val="0"/>
-          <w:color w:val="000000"/>
-          <w:sz w:val="22"/>
-        </w:rPr>
         <w:t>(Правдивая история)</w:t>
       </w:r>
     </w:p>
     <w:p>
-      <w:pPr>
-        <w:jc w:val="left"/>
-      </w:pPr>
+      <w:pPr/>
       <w:r>
-        <w:rPr>
-          <w:rFonts w:ascii="Arial" w:hAnsi="Arial" w:eastAsia="Arial"/>
-          <w:i w:val="0"/>
-          <w:color w:val="000000"/>
-          <w:sz w:val="22"/>
-        </w:rPr>
         <w:t>Лизе было восемь лет, когда она услышала, как родители говорят о её младшем брате Оливере. Всё, что знала девочка, это то, что её брат очень болен и что у родителей нет денег на его лечение.</w:t>
       </w:r>
     </w:p>
     <w:p>
-      <w:pPr>
-        <w:jc w:val="left"/>
-      </w:pPr>
+      <w:pPr/>
       <w:r>
-        <w:rPr>
-          <w:rFonts w:ascii="Arial" w:hAnsi="Arial" w:eastAsia="Arial"/>
-          <w:i w:val="0"/>
-          <w:color w:val="000000"/>
-          <w:sz w:val="22"/>
-        </w:rPr>
         <w:t>Только очень дорогая операция могла спасти Оливера. Одолжить им денег было некому. Лиза услышала, как отец беспомощно шепчет плачущей матери: «Только чудо может его спасти».</w:t>
       </w:r>
     </w:p>
     <w:p>
-      <w:pPr>
-        <w:jc w:val="left"/>
-      </w:pPr>
+      <w:pPr/>
       <w:r>
-        <w:rPr>
-          <w:rFonts w:ascii="Arial" w:hAnsi="Arial" w:eastAsia="Arial"/>
-          <w:i w:val="0"/>
-          <w:color w:val="000000"/>
-          <w:sz w:val="22"/>
-        </w:rPr>
         <w:t>Девочка пошла в свою комнату и достала стеклянную банку, которую хранила в тайнике в шкафу. Она высыпала все деньги из банки на пол и тщательно пересчитала их — она сделала это несколько раз. Закончив считать, она аккуратно положила монеты в банку, закрыла крышку и вышла через заднюю дверь в аптеку.</w:t>
       </w:r>
     </w:p>
     <w:p>
-      <w:pPr>
-        <w:jc w:val="left"/>
-      </w:pPr>
+      <w:pPr/>
       <w:r>
-        <w:rPr>
-          <w:rFonts w:ascii="Arial" w:hAnsi="Arial" w:eastAsia="Arial"/>
-          <w:i w:val="0"/>
-          <w:color w:val="000000"/>
-          <w:sz w:val="22"/>
-        </w:rPr>
-        <w:t>Как только она добралась до аптеки, она вошла внутрь и терпеливо ждала, пока фармацевт обратит на неё внимание. Фармацевт был занят, его мысли были заняты разговором. Хотя Лиза пыталась привлечь его внимание различными движениями и звуками, мужчина оставался безмолвным. Наконец, девочка достала из контейнера часть денег и с грохотом бросила его на стеклянную витрину. Фармацевт вздрогнул:</w:t>
+        <w:t>В аптеке Лиза терпеливо ждала. Аптекарь увлечённо разговаривал и не замечал девочку. Тогда она достала несколько монет и положила на стеклянный прилавок со звоном. Мужчина вздрогнул.</w:t>
       </w:r>
     </w:p>
     <w:p>
-      <w:pPr>
-        <w:jc w:val="left"/>
-      </w:pPr>
+      <w:pPr/>
       <w:r>
-        <w:rPr>
-          <w:rFonts w:ascii="Arial" w:hAnsi="Arial" w:eastAsia="Arial"/>
-          <w:i w:val="0"/>
-          <w:color w:val="000000"/>
-          <w:sz w:val="22"/>
-        </w:rPr>
         <w:t>— Дочь, что тебе нужно? — нервно спросил он и, не дожидаясь ответа, добавил: — Я сейчас разговариваю с братом, которого давно не видел.</w:t>
       </w:r>
     </w:p>
     <w:p>
-      <w:pPr>
-        <w:jc w:val="left"/>
-      </w:pPr>
+      <w:pPr/>
       <w:r>
-        <w:rPr>
-          <w:rFonts w:ascii="Arial" w:hAnsi="Arial" w:eastAsia="Arial"/>
-          <w:i w:val="0"/>
-          <w:color w:val="000000"/>
-          <w:sz w:val="22"/>
-        </w:rPr>
         <w:t>— Я тоже хочу поговорить с тобой о брате, — с таким же волнением ответила Лиза. — Он болен… Мне нужно чудо, чтобы его вылечить.</w:t>
       </w:r>
     </w:p>
     <w:p>
       <w:pPr>
-        <w:jc w:val="left"/>
+        <w:spacing w:after="80"/>
       </w:pPr>
       <w:r>
-        <w:rPr>
-          <w:rFonts w:ascii="Arial" w:hAnsi="Arial" w:eastAsia="Arial"/>
-          <w:i w:val="0"/>
-          <w:color w:val="000000"/>
-          <w:sz w:val="22"/>
-        </w:rPr>
         <w:t>— Что? Тебе нужно чудо? — фармацевт ещё больше разозлился.</w:t>
       </w:r>
     </w:p>
     <w:p>
-      <w:pPr>
-        <w:jc w:val="left"/>
-      </w:pPr>
+      <w:pPr/>
       <w:r>
-        <w:rPr>
-          <w:rFonts w:ascii="Arial" w:hAnsi="Arial" w:eastAsia="Arial"/>
-          <w:i w:val="0"/>
-          <w:color w:val="000000"/>
-          <w:sz w:val="22"/>
-        </w:rPr>
         <w:t>— Его зовут Оливер, и что-то плохое растёт у него в мозгу. Мои родители говорят, что сейчас его может спасти только чудо. Скажи, сколько стоит чудо?</w:t>
       </w:r>
     </w:p>
     <w:p>
       <w:pPr>
-        <w:jc w:val="left"/>
+        <w:spacing w:after="80"/>
       </w:pPr>
       <w:r>
-        <w:rPr>
-          <w:rFonts w:ascii="Arial" w:hAnsi="Arial" w:eastAsia="Arial"/>
-          <w:i w:val="0"/>
-          <w:color w:val="000000"/>
-          <w:sz w:val="22"/>
-        </w:rPr>
-        <w:t>— Мы здесь не продаём чудес, дочь моя. Извини, но я ничем не могу тебе помочь, — сказал фармацевт слегка тихим голосом.</w:t>
+        <w:t>— Здесь чудес не продают, девочка. Прости, ничем не могу помочь, — уже тише ответил аптекарь.</w:t>
       </w:r>
     </w:p>
     <w:p>
-      <w:pPr>
-        <w:jc w:val="left"/>
-      </w:pPr>
+      <w:pPr/>
       <w:r>
-        <w:rPr>
-          <w:rFonts w:ascii="Arial" w:hAnsi="Arial" w:eastAsia="Arial"/>
-          <w:i w:val="0"/>
-          <w:color w:val="000000"/>
-          <w:sz w:val="22"/>
-        </w:rPr>
         <w:t>— Смотри, у меня есть деньги. Если не хватит, найду остальное и принесу. Просто скажите мне цену чуда.</w:t>
       </w:r>
     </w:p>
     <w:p>
-      <w:pPr>
-        <w:jc w:val="left"/>
-      </w:pPr>
+      <w:pPr/>
       <w:r>
-        <w:rPr>
-          <w:rFonts w:ascii="Arial" w:hAnsi="Arial" w:eastAsia="Arial"/>
-          <w:i w:val="0"/>
-          <w:color w:val="000000"/>
-          <w:sz w:val="22"/>
-        </w:rPr>
         <w:t>Опрятно одетый мужчина, который до этого момента наблюдал за разговором со стороны — брат фармацевта — наклонился и спросил Лизу:</w:t>
       </w:r>
     </w:p>
     <w:p>
       <w:pPr>
-        <w:jc w:val="left"/>
+        <w:spacing w:after="80"/>
       </w:pPr>
       <w:r>
-        <w:rPr>
-          <w:rFonts w:ascii="Arial" w:hAnsi="Arial" w:eastAsia="Arial"/>
-          <w:i w:val="0"/>
-          <w:color w:val="000000"/>
-          <w:sz w:val="22"/>
-        </w:rPr>
-        <w:t>— Какое чудо нужно вашему брату?</w:t>
+        <w:t>— Какое чудо нужно твоему брату?</w:t>
       </w:r>
     </w:p>
     <w:p>
       <w:pPr>
-        <w:jc w:val="left"/>
+        <w:spacing w:after="80"/>
       </w:pPr>
       <w:r>
-        <w:rPr>
-          <w:rFonts w:ascii="Arial" w:hAnsi="Arial" w:eastAsia="Arial"/>
-          <w:i w:val="0"/>
-          <w:color w:val="000000"/>
-          <w:sz w:val="22"/>
-        </w:rPr>
-        <w:t>— Не знаю, — ответила Лиза. — Я знаю только, что он очень болен, и мои родители говорят, что ему нужна операция. Поскольку у моих родителей нет денег на операцию, я решил потратить свои собственные деньги.</w:t>
+        <w:t>— Не знаю. Ему нужна операция, а у родителей нет денег. Вот я и решила отдать свои.</w:t>
       </w:r>
     </w:p>
     <w:p>
       <w:pPr>
-        <w:jc w:val="left"/>
+        <w:spacing w:after="80"/>
       </w:pPr>
       <w:r>
-        <w:rPr>
-          <w:rFonts w:ascii="Arial" w:hAnsi="Arial" w:eastAsia="Arial"/>
-          <w:i w:val="0"/>
-          <w:color w:val="000000"/>
-          <w:sz w:val="22"/>
-        </w:rPr>
-        <w:t>— Сколько у вас денег? — спросил мужчина.</w:t>
+        <w:t>— Сколько ты накопила?</w:t>
+      </w:r>
+    </w:p>
+    <w:p>
+      <w:pPr/>
+      <w:r>
+        <w:t>— Один доллар и одиннадцать центов, — медленно ответила Лиза. — Это все, что у меня есть, но я могу добавить еще немного, если нужно.</w:t>
+      </w:r>
+    </w:p>
+    <w:p>
+      <w:pPr/>
+      <w:r>
+        <w:t>— Один доллар и одиннадцать центов? Какое совпадение! Именно столько стоит нужное твоему брату чудо.</w:t>
       </w:r>
     </w:p>
     <w:p>
       <w:pPr>
-        <w:jc w:val="left"/>
+        <w:spacing w:after="80"/>
       </w:pPr>
       <w:r>
-        <w:rPr>
-          <w:rFonts w:ascii="Arial" w:hAnsi="Arial" w:eastAsia="Arial"/>
-          <w:i w:val="0"/>
-          <w:color w:val="000000"/>
-          <w:sz w:val="22"/>
-        </w:rPr>
-        <w:t>— Один доллар и одиннадцать центов, — медленно ответила Лиза. — Это все, что у меня есть, но я могу добавить еще немного, если нужно.</w:t>
+        <w:t>Мужчина взял монеты, протянул девочке руку и сказал:</w:t>
+      </w:r>
+    </w:p>
+    <w:p>
+      <w:pPr/>
+      <w:r>
+        <w:t>— Отведи меня к вам домой. Я хочу увидеть брата и поговорить с родителями. Посмотрим, смогу ли помочь.</w:t>
       </w:r>
     </w:p>
     <w:p>
       <w:pPr>
-        <w:jc w:val="left"/>
+        <w:spacing w:after="80"/>
       </w:pPr>
       <w:r>
-        <w:rPr>
-          <w:rFonts w:ascii="Arial" w:hAnsi="Arial" w:eastAsia="Arial"/>
-          <w:i w:val="0"/>
-          <w:color w:val="000000"/>
-          <w:sz w:val="22"/>
-        </w:rPr>
-        <w:t>— Один доллар и одиннадцать центов… Какое чудесное совпадение, — улыбнулся мужчина. — Это именно та цена чуда, которая нужна вашему младшему брату.</w:t>
+        <w:t>Это был доктор Карлтон Армстронг, известный нейрохирург.</w:t>
       </w:r>
     </w:p>
     <w:p>
-      <w:pPr>
-        <w:jc w:val="left"/>
-      </w:pPr>
+      <w:pPr/>
       <w:r>
-        <w:rPr>
-          <w:rFonts w:ascii="Arial" w:hAnsi="Arial" w:eastAsia="Arial"/>
-          <w:i w:val="0"/>
-          <w:color w:val="000000"/>
-          <w:sz w:val="22"/>
-        </w:rPr>
-        <w:t>Мужчина взял деньги у девушки, взял ее за руку и сказал:</w:t>
-      </w:r>
-    </w:p>
-    <w:p>
-      <w:pPr>
-        <w:jc w:val="left"/>
-      </w:pPr>
-      <w:r>
-        <w:rPr>
-          <w:rFonts w:ascii="Arial" w:hAnsi="Arial" w:eastAsia="Arial"/>
-          <w:i w:val="0"/>
-          <w:color w:val="000000"/>
-          <w:sz w:val="22"/>
-        </w:rPr>
-        <w:t>— Отведите меня домой. Я хочу увидеть вашего брата, поговорить с вашими родителями. Посмотрим, есть ли у меня то чудо, которое нужно твоему брату.</w:t>
-      </w:r>
-    </w:p>
-    <w:p>
-      <w:pPr>
-        <w:jc w:val="left"/>
-      </w:pPr>
-      <w:r>
-        <w:rPr>
-          <w:rFonts w:ascii="Arial" w:hAnsi="Arial" w:eastAsia="Arial"/>
-          <w:i w:val="0"/>
-          <w:color w:val="000000"/>
-          <w:sz w:val="22"/>
-        </w:rPr>
-        <w:t>Этот красивый мужчина был доктор Карлтон Армстронг, известный нейрохирург.</w:t>
-      </w:r>
-    </w:p>
-    <w:p>
-      <w:pPr>
-        <w:jc w:val="left"/>
-      </w:pPr>
-      <w:r>
-        <w:rPr>
-          <w:rFonts w:ascii="Arial" w:hAnsi="Arial" w:eastAsia="Arial"/>
-          <w:i w:val="0"/>
-          <w:color w:val="000000"/>
-          <w:sz w:val="22"/>
-        </w:rPr>
         <w:t>Операция была бесплатной, и вскоре Оливер вернулся домой. Мама и папа были вне себя от радости. Мама прошептала папе: «Это настоящее чудо. Сколько стоила операция?»</w:t>
       </w:r>
     </w:p>
     <w:p>
       <w:pPr>
-        <w:jc w:val="left"/>
+        <w:keepNext/>
       </w:pPr>
       <w:r>
-        <w:rPr>
-          <w:rFonts w:ascii="Arial" w:hAnsi="Arial" w:eastAsia="Arial"/>
-          <w:i w:val="0"/>
-          <w:color w:val="000000"/>
-          <w:sz w:val="22"/>
-        </w:rPr>
         <w:t>Губы Лизы приоткрылись, и она удовлетворенно улыбнулась. Потому что она точно знала, сколько стоило это чудо: один доллар и одиннадцать центов — плюс вера маленькой девочки в существование чуда, которое могло исцелить ее брата.</w:t>
       </w:r>
     </w:p>
     <w:p>
       <w:pPr>
-        <w:pStyle w:val="Moral"/>
         <w:keepNext/>
         <w:keepLines/>
-        <w:widowControl/>
-        <w:spacing w:before="240" w:after="180" w:line="283" w:lineRule="auto"/>
-        <w:ind w:left="240" w:right="240"/>
-        <w:jc w:val="left"/>
-        <w:pBdr>
-          <w:top w:val="single" w:sz="8" w:space="7" w:color="E8D59A"/>
-          <w:left w:val="single" w:sz="32" w:space="11" w:color="C6A23A"/>
-          <w:bottom w:val="single" w:sz="8" w:space="7" w:color="E8D59A"/>
-          <w:right w:val="single" w:sz="8" w:space="11" w:color="E8D59A"/>
-        </w:pBdr>
-        <w:shd w:val="clear" w:color="auto" w:fill="FFF8E1"/>
+        <w:spacing w:before="160"/>
       </w:pPr>
       <w:r>
         <w:rPr>
-          <w:rFonts w:ascii="Arial" w:hAnsi="Arial" w:eastAsia="Arial" w:cs="Arial"/>
           <w:b/>
-          <w:i w:val="0"/>
-          <w:color w:val="9A7417"/>
-          <w:sz w:val="22"/>
         </w:rPr>
-        <w:t xml:space="preserve">Мораль: </w:t>
+        <w:t>Мораль:</w:t>
       </w:r>
       <w:r>
-        <w:rPr>
-          <w:rFonts w:ascii="Arial" w:hAnsi="Arial" w:eastAsia="Arial" w:cs="Arial"/>
-          <w:b w:val="0"/>
-          <w:i w:val="0"/>
-          <w:color w:val="3F3826"/>
-          <w:sz w:val="22"/>
-        </w:rPr>
-        <w:t>Вера — могущественная сила. Иногда, когда чистая вера ребенка встречается с добротой человека, рождается чудо.</w:t>
+        <w:t xml:space="preserve"> Вера — могущественная сила. Иногда, когда чистая вера ребенка встречается с добротой человека, рождается чудо.</w:t>
       </w:r>
     </w:p>
     <w:p>
       <w:pPr>
-        <w:keepLines/>
-        <w:widowControl/>
-        <w:spacing w:before="60" w:after="0" w:line="240" w:lineRule="auto"/>
-        <w:jc w:val="right"/>
+        <w:spacing w:after="80"/>
       </w:pPr>
       <w:r>
         <w:rPr>
-          <w:rFonts w:ascii="Arial" w:hAnsi="Arial" w:eastAsia="Arial" w:cs="Arial"/>
-          <w:b w:val="0"/>
           <w:i/>
-          <w:color w:val="8A7950"/>
-          <w:sz w:val="17"/>
+          <w:sz w:val="18"/>
         </w:rPr>
         <w:t>«История взята из открытых источников Интернета.»</w:t>
       </w:r>
     </w:p>
     <w:sectPr>
-      <w:pgSz w:w="12240" w:h="15840"/>
-      <w:pgMar w:top="1440" w:right="1440" w:bottom="1440" w:left="1440" w:header="708" w:footer="708" w:gutter="0"/>
+      <w:pgSz w:w="11909" w:h="16834"/>
+      <w:pgMar w:top="1152" w:right="1224" w:bottom="1152" w:left="1224" w:header="720" w:footer="720" w:gutter="0"/>
       <w:cols w:space="720"/>
       <w:docGrid w:linePitch="360"/>
     </w:sectPr>
@@ -755,12 +562,14 @@
     <w:qFormat/>
     <w:rsid w:val="00FC693F"/>
     <w:pPr>
-      <w:spacing w:before="0" w:after="160" w:line="276" w:lineRule="auto"/>
+      <w:widowControl/>
+      <w:spacing w:after="120" w:line="269" w:lineRule="auto"/>
     </w:pPr>
     <w:rPr>
-      <w:rFonts w:ascii="Arial" w:hAnsi="Arial" w:eastAsia="Arial"/>
+      <w:rFonts w:ascii="Arial" w:hAnsi="Arial"/>
       <w:color w:val="000000"/>
       <w:sz w:val="22"/>
+      <w:lang w:val="ru-RU"/>
     </w:rPr>
   </w:style>
   <w:style w:type="paragraph" w:styleId="Header">
@@ -1104,18 +913,20 @@
     <w:qFormat/>
     <w:rsid w:val="00FC693F"/>
     <w:pPr>
+      <w:keepNext/>
       <w:pBdr>
         <w:bottom w:val="single" w:sz="8" w:space="4" w:color="4F81BD" w:themeColor="accent1"/>
       </w:pBdr>
-      <w:spacing w:after="300" w:line="240" w:lineRule="auto"/>
+      <w:spacing w:after="280" w:line="240" w:lineRule="auto"/>
       <w:contextualSpacing/>
     </w:pPr>
     <w:rPr>
-      <w:rFonts w:asciiTheme="majorHAnsi" w:eastAsiaTheme="majorEastAsia" w:hAnsiTheme="majorHAnsi" w:cstheme="majorBidi"/>
-      <w:color w:val="17365D" w:themeColor="text2" w:themeShade="BF"/>
+      <w:rFonts w:asciiTheme="majorHAnsi" w:eastAsiaTheme="majorEastAsia" w:hAnsiTheme="majorHAnsi" w:cstheme="majorBidi" w:ascii="Arial" w:hAnsi="Arial"/>
+      <w:b/>
+      <w:color w:val="000000"/>
       <w:spacing w:val="5"/>
       <w:kern w:val="28"/>
-      <w:sz w:val="52"/>
+      <w:sz w:val="34"/>
       <w:szCs w:val="52"/>
     </w:rPr>
   </w:style>
@@ -12444,18 +12255,6 @@
         <w:shd w:val="clear" w:color="auto" w:fill="FBCAA2" w:themeFill="accent6" w:themeFillTint="7F"/>
       </w:tcPr>
     </w:tblStylePr>
-  </w:style>
-  <w:style w:type="paragraph" w:customStyle="1" w:styleId="Moral">
-    <w:name w:val="Moral"/>
-    <w:basedOn w:val="Normal"/>
-    <w:pPr>
-      <w:spacing w:before="160" w:after="0" w:line="276" w:lineRule="auto"/>
-    </w:pPr>
-    <w:rPr>
-      <w:rFonts w:ascii="Arial" w:hAnsi="Arial" w:eastAsia="Arial"/>
-      <w:i/>
-      <w:sz w:val="22"/>
-    </w:rPr>
   </w:style>
 </w:styles>
 </file>

--- a/ru/wisdom-stories/price-of-a-miracle.docx
+++ b/ru/wisdom-stories/price-of-a-miracle.docx
@@ -39,7 +39,7 @@
     <w:p>
       <w:pPr/>
       <w:r>
-        <w:t>В аптеке Лиза терпеливо ждала. Аптекарь увлечённо разговаривал и не замечал девочку. Тогда она достала несколько монет и положила на стеклянный прилавок со звоном. Мужчина вздрогнул.</w:t>
+        <w:t>В аптеке Лиза терпеливо ждала. Аптекарь увлечённо разговаривал. Лиза пыталась привлечь его внимание разными движениями и звуками, но он молчал. Тогда она достала несколько монет и положила на стеклянный прилавок со звоном. Мужчина вздрогнул.</w:t>
       </w:r>
     </w:p>
     <w:p>
@@ -51,7 +51,7 @@
     <w:p>
       <w:pPr/>
       <w:r>
-        <w:t>— Я тоже хочу поговорить с тобой о брате, — с таким же волнением ответила Лиза. — Он болен… Мне нужно чудо, чтобы его вылечить.</w:t>
+        <w:t>— Я тоже хочу поговорить с вами о брате, — с такой же раздражённостью ответила Лиза. — Он болен… Мне нужно чудо, чтобы его вылечить.</w:t>
       </w:r>
     </w:p>
     <w:p>
@@ -65,7 +65,7 @@
     <w:p>
       <w:pPr/>
       <w:r>
-        <w:t>— Его зовут Оливер, и что-то плохое растёт у него в мозгу. Мои родители говорят, что сейчас его может спасти только чудо. Скажи, сколько стоит чудо?</w:t>
+        <w:t>— Его зовут Оливер, и что-то плохое растёт у него в мозгу. Мои родители говорят, что сейчас его может спасти только чудо. Скажите, сколько стоит чудо?</w:t>
       </w:r>
     </w:p>
     <w:p>
@@ -79,7 +79,7 @@
     <w:p>
       <w:pPr/>
       <w:r>
-        <w:t>— Смотри, у меня есть деньги. Если не хватит, найду остальное и принесу. Просто скажите мне цену чуда.</w:t>
+        <w:t>— Смотрите, у меня есть деньги. Если не хватит, найду остальное и принесу. Просто скажите мне цену чуда.</w:t>
       </w:r>
     </w:p>
     <w:p>
@@ -101,7 +101,7 @@
         <w:spacing w:after="80"/>
       </w:pPr>
       <w:r>
-        <w:t>— Не знаю. Ему нужна операция, а у родителей нет денег. Вот я и решила отдать свои.</w:t>
+        <w:t>— Не знаю. Я знаю только то, что он действительно болен, а родители говорят, что ему нужна операция. У них нет на неё денег. Вот я и решила отдать свои.</w:t>
       </w:r>
     </w:p>
     <w:p>
@@ -121,7 +121,7 @@
     <w:p>
       <w:pPr/>
       <w:r>
-        <w:t>— Один доллар и одиннадцать центов? Какое совпадение! Именно столько стоит нужное твоему брату чудо.</w:t>
+        <w:t>— Один доллар и одиннадцать центов? — Какое прекрасное совпадение, — улыбнулся мужчина. — Именно столько стоит чудо, нужное твоему брату.</w:t>
       </w:r>
     </w:p>
     <w:p>
@@ -129,13 +129,13 @@
         <w:spacing w:after="80"/>
       </w:pPr>
       <w:r>
-        <w:t>Мужчина взял монеты, протянул девочке руку и сказал:</w:t>
+        <w:t>Мужчина взял монеты, взял её за руку и сказал:</w:t>
       </w:r>
     </w:p>
     <w:p>
       <w:pPr/>
       <w:r>
-        <w:t>— Отведи меня к вам домой. Я хочу увидеть брата и поговорить с родителями. Посмотрим, смогу ли помочь.</w:t>
+        <w:t>— Отведи меня к вам домой. Я хочу увидеть брата и поговорить с родителями. Посмотрим, есть ли у меня чудо, которое нужно твоему брату.</w:t>
       </w:r>
     </w:p>
     <w:p>
@@ -143,13 +143,13 @@
         <w:spacing w:after="80"/>
       </w:pPr>
       <w:r>
-        <w:t>Это был доктор Карлтон Армстронг, известный нейрохирург.</w:t>
+        <w:t>Этот красиво одетый человек был доктором Карлтоном Армстронгом, известным нейрохирургом.</w:t>
       </w:r>
     </w:p>
     <w:p>
       <w:pPr/>
       <w:r>
-        <w:t>Операция была бесплатной, и вскоре Оливер вернулся домой. Мама и папа были вне себя от радости. Мама прошептала папе: «Это настоящее чудо. Сколько стоила операция?»</w:t>
+        <w:t>Операция была бесплатной, и вскоре Оливер вернулся домой. Мама и папа были вне себя от радости. Мама прошептала папе: «Это настоящее чудо. Сколько бы стоила эта операция?»</w:t>
       </w:r>
     </w:p>
     <w:p>
@@ -157,7 +157,7 @@
         <w:keepNext/>
       </w:pPr>
       <w:r>
-        <w:t>Губы Лизы приоткрылись, и она удовлетворенно улыбнулась. Потому что она точно знала, сколько стоило это чудо: один доллар и одиннадцать центов — плюс вера маленькой девочки в существование чуда, которое могло исцелить ее брата.</w:t>
+        <w:t>Лиза улыбнулась. Она точно знала, сколько стоило это чудо: один доллар и одиннадцать центов — плюс непоколебимая вера в чудо, которое спасет ее брата.</w:t>
       </w:r>
     </w:p>
     <w:p>
@@ -170,11 +170,9 @@
         <w:rPr>
           <w:b/>
         </w:rPr>
-        <w:t>Мораль:</w:t>
+        <w:t>Мораль: Вера — могущественная сила. Иногда, когда чистая вера ребенка встречается с добротой человека, рождается чудо.</w:t>
       </w:r>
-      <w:r>
-        <w:t xml:space="preserve"> Вера — могущественная сила. Иногда, когда чистая вера ребенка встречается с добротой человека, рождается чудо.</w:t>
-      </w:r>
+      <w:r/>
     </w:p>
     <w:p>
       <w:pPr>
@@ -185,7 +183,7 @@
           <w:i/>
           <w:sz w:val="18"/>
         </w:rPr>
-        <w:t>«История взята из открытых источников Интернета.»</w:t>
+        <w:t>Рассказы взяты из открытых интернет-источников, а иллюстрации созданы с помощью ИИ.</w:t>
       </w:r>
     </w:p>
     <w:sectPr>

--- a/ru/wisdom-stories/price-of-a-miracle.docx
+++ b/ru/wisdom-stories/price-of-a-miracle.docx
@@ -274,7 +274,7 @@
         <w:rPr>
           <w:lang/>
         </w:rPr>
-        <w:t>Он взял деньги, осторожно взял девочку за руку и сказал:</w:t>
+        <w:t xml:space="preserve">Он принял деньги, осторожно взял девочку за руку и сказал:</w:t>
       </w:r>
     </w:p>
     <w:p>
